--- a/mock-exams/FM_Mock_Exam_02_Questions.docx
+++ b/mock-exams/FM_Mock_Exam_02_Questions.docx
@@ -644,7 +644,7 @@
       </w:pPr>
       <w:r>
         <w:rPr/>
-        <w:t>Identify whether each of the following statements about government economic policy is true or false.</w:t>
+        <w:t>Identify whether each of the following statements about asset investment decisions and capital rationing is true or false.</w:t>
       </w:r>
     </w:p>
     <w:tbl>
@@ -751,7 +751,7 @@
               <w:rPr>
                 <w:sz w:val="19"/>
               </w:rPr>
-              <w:t>An increase in interest rates by a central bank will usually cause the country's currency to appreciate</w:t>
+              <w:t>The equivalent annual cost method assumes that an asset will be replaced indefinitely with an identical asset</w:t>
             </w:r>
           </w:p>
         </w:tc>
@@ -809,7 +809,7 @@
               <w:rPr>
                 <w:sz w:val="19"/>
               </w:rPr>
-              <w:t>Expansionary fiscal policy involves increasing taxation to reduce aggregate demand</w:t>
+              <w:t>In a lease or buy decision, the cash flows should be discounted at the company's weighted average cost of capital</w:t>
             </w:r>
           </w:p>
         </w:tc>
@@ -867,7 +867,7 @@
               <w:rPr>
                 <w:sz w:val="19"/>
               </w:rPr>
-              <w:t>Monetary policy is concerned with the money supply, interest rates and the availability of credit</w:t>
+              <w:t>Hard capital rationing arises when a company's own management sets a limit on the funds available for investment</w:t>
             </w:r>
           </w:p>
         </w:tc>
@@ -951,7 +951,7 @@
       </w:pPr>
       <w:r>
         <w:rPr/>
-        <w:t>Halloran Treasury Co has bought a 91-day Treasury bill for $98.40 per $100 nominal value and will hold it to maturity.</w:t>
+        <w:t>Ellery Print Co replaces its printing press every three years. A new press costs $85,000. Running costs are $10,000 in Year 1, $14,000 in Year 2 and $18,000 in Year 3, paid at the end of each year. The press is traded in for $25,000 at the end of Year 3. The cost of capital is 12% per year.</w:t>
       </w:r>
     </w:p>
     <w:p>
@@ -961,13 +961,13 @@
       </w:pPr>
       <w:r>
         <w:rPr/>
-        <w:t xml:space="preserve">What is the effective annual yield on the Treasury bill, assuming a 365-day year and that the return can be reinvested on the same terms (to </w:t>
+        <w:t xml:space="preserve">What is the equivalent annual cost of the three-year replacement cycle (to the </w:t>
       </w:r>
       <w:r>
         <w:rPr>
           <w:b/>
         </w:rPr>
-        <w:t>two decimal places</w:t>
+        <w:t>nearest $</w:t>
       </w:r>
       <w:r>
         <w:rPr/>
@@ -984,19 +984,13 @@
         <w:rPr>
           <w:b/>
         </w:rPr>
-        <w:t xml:space="preserve"> </w:t>
+        <w:t xml:space="preserve">$ </w:t>
       </w:r>
       <w:r>
         <w:rPr>
           <w:u w:val="single"/>
         </w:rPr>
         <w:t xml:space="preserve">                                        </w:t>
-      </w:r>
-      <w:r>
-        <w:rPr>
-          <w:b/>
-        </w:rPr>
-        <w:t xml:space="preserve">  %</w:t>
       </w:r>
     </w:p>
     <w:p>
@@ -6303,7 +6297,7 @@
       </w:pPr>
       <w:r>
         <w:rPr/>
-        <w:t>Montclair Freight Co's finance director is studying the yield curve before refinancing the loan notes. Identify whether each of the following statements is true or false.</w:t>
+        <w:t>Identify whether each of the following statements about Montclair Freight Co's current performance is true or false.</w:t>
       </w:r>
     </w:p>
     <w:tbl>
@@ -6410,7 +6404,7 @@
               <w:rPr>
                 <w:sz w:val="19"/>
               </w:rPr>
-              <w:t>Liquidity preference theory helps to explain why a normal yield curve slopes upwards</w:t>
+              <w:t>Montclair Freight Co's earnings yield is 6.7%</w:t>
             </w:r>
           </w:p>
         </w:tc>
@@ -6468,7 +6462,7 @@
               <w:rPr>
                 <w:sz w:val="19"/>
               </w:rPr>
-              <w:t>An inverted yield curve suggests that the market expects interest rates to rise in the future</w:t>
+              <w:t>Montclair Freight Co's dividend cover is 1.78 times</w:t>
             </w:r>
           </w:p>
         </w:tc>
@@ -6526,7 +6520,7 @@
               <w:rPr>
                 <w:sz w:val="19"/>
               </w:rPr>
-              <w:t>Market segmentation theory suggests that the short and long ends of the yield curve are determined by different groups of investors</w:t>
+              <w:t>Montclair Freight Co's current price/earnings ratio is higher than the sector average</w:t>
             </w:r>
           </w:p>
         </w:tc>
@@ -6610,7 +6604,7 @@
       </w:pPr>
       <w:r>
         <w:rPr/>
-        <w:t>Montclair Freight Co raises part of its finance through banks and other financial intermediaries. Which TWO of the following are functions of financial intermediaries?</w:t>
+        <w:t>Montclair Freight Co's lenders monitor its financial risk each year. Which TWO of the following changes would indicate that Montclair Freight Co's financial risk had increased?</w:t>
       </w:r>
     </w:p>
     <w:p>
@@ -6627,7 +6621,7 @@
       </w:r>
       <w:r>
         <w:rPr/>
-        <w:t xml:space="preserve">   Maturity transformation, by lending long-term from short-term deposits</w:t>
+        <w:t xml:space="preserve">   A fall in interest cover</w:t>
       </w:r>
     </w:p>
     <w:p>
@@ -6644,7 +6638,7 @@
       </w:r>
       <w:r>
         <w:rPr/>
-        <w:t xml:space="preserve">   Guaranteeing a minimum return to the companies that borrow from them</w:t>
+        <w:t xml:space="preserve">   A rise in the dividend yield</w:t>
       </w:r>
     </w:p>
     <w:p>
@@ -6661,7 +6655,7 @@
       </w:r>
       <w:r>
         <w:rPr/>
-        <w:t xml:space="preserve">   Risk reduction, by pooling deposits and lending to many borrowers</w:t>
+        <w:t xml:space="preserve">   A rise in gearing (debt/equity)</w:t>
       </w:r>
     </w:p>
     <w:p>
@@ -6678,7 +6672,7 @@
       </w:r>
       <w:r>
         <w:rPr/>
-        <w:t xml:space="preserve">   Removing the need for companies to publish financial statements</w:t>
+        <w:t xml:space="preserve">   A rise in the price/earnings ratio</w:t>
       </w:r>
     </w:p>
     <w:p>
